--- a/fukuda-contract-appendix/別紙1-4_岡田HD_R8.3-R9.2.docx
+++ b/fukuda-contract-appendix/別紙1-4_岡田HD_R8.3-R9.2.docx
@@ -9042,7 +9042,7 @@
                 <w:sz w:val="16"/>
                 <w:szCs w:val="16"/>
               </w:rPr>
-              <w:t xml:space="preserve">1　人</w:t>
+              <w:t xml:space="preserve">2　人</w:t>
             </w:r>
           </w:p>
         </w:tc>
@@ -9110,7 +9110,7 @@
                 <w:sz w:val="17"/>
                 <w:szCs w:val="17"/>
               </w:rPr>
-              <w:t xml:space="preserve">9,600</w:t>
+              <w:t xml:space="preserve">19,200</w:t>
             </w:r>
           </w:p>
         </w:tc>
@@ -10556,7 +10556,7 @@
                 <w:sz w:val="16"/>
                 <w:szCs w:val="16"/>
               </w:rPr>
-              <w:t xml:space="preserve">61,000</w:t>
+              <w:t xml:space="preserve">70,600</w:t>
             </w:r>
           </w:p>
         </w:tc>
@@ -10664,7 +10664,7 @@
                 <w:sz w:val="17"/>
                 <w:szCs w:val="17"/>
               </w:rPr>
-              <w:t xml:space="preserve">61,000</w:t>
+              <w:t xml:space="preserve">70,600</w:t>
             </w:r>
           </w:p>
         </w:tc>
@@ -10772,7 +10772,7 @@
                 <w:sz w:val="17"/>
                 <w:szCs w:val="17"/>
               </w:rPr>
-              <w:t xml:space="preserve">6,100</w:t>
+              <w:t xml:space="preserve">7,060</w:t>
             </w:r>
           </w:p>
         </w:tc>
@@ -10988,7 +10988,7 @@
                 <w:sz w:val="17"/>
                 <w:szCs w:val="17"/>
               </w:rPr>
-              <w:t xml:space="preserve">67,100</w:t>
+              <w:t xml:space="preserve">77,660</w:t>
             </w:r>
           </w:p>
         </w:tc>

--- a/fukuda-contract-appendix/別紙1-4_岡田HD_R8.3-R9.2.docx
+++ b/fukuda-contract-appendix/別紙1-4_岡田HD_R8.3-R9.2.docx
@@ -1776,7 +1776,7 @@
                 <w:sz w:val="15"/>
                 <w:szCs w:val="15"/>
               </w:rPr>
-              <w:t xml:space="preserve">年商 4,000 万円（年商5,000万円未満は＠0円、5,000万円超から5,000万円ごとに＠5,000）</w:t>
+              <w:t xml:space="preserve">年商 572 万円（年商5,000万円未満は＠0円、5,000万円超から5,000万円ごとに＠5,000）</w:t>
             </w:r>
           </w:p>
           <w:p>
@@ -1962,7 +1962,7 @@
                 <w:sz w:val="16"/>
                 <w:szCs w:val="16"/>
               </w:rPr>
-              <w:t xml:space="preserve">4,000万円想定</w:t>
+              <w:t xml:space="preserve">572万円想定　※3</w:t>
             </w:r>
           </w:p>
         </w:tc>
@@ -2344,7 +2344,7 @@
                 <w:sz w:val="15"/>
                 <w:szCs w:val="15"/>
               </w:rPr>
-              <w:t xml:space="preserve">年額のみ　※3</w:t>
+              <w:t xml:space="preserve">年額のみ　※4</w:t>
             </w:r>
           </w:p>
         </w:tc>
@@ -4369,7 +4369,7 @@
                 <w:sz w:val="16"/>
                 <w:szCs w:val="16"/>
               </w:rPr>
-              <w:t xml:space="preserve">※4</w:t>
+              <w:t xml:space="preserve">※5</w:t>
             </w:r>
           </w:p>
         </w:tc>
@@ -4870,7 +4870,7 @@
                 <w:sz w:val="17"/>
                 <w:szCs w:val="17"/>
               </w:rPr>
-              <w:t xml:space="preserve">お値引き（税込）　※5　　</w:t>
+              <w:t xml:space="preserve">お値引き（税込）　※6　　</w:t>
             </w:r>
           </w:p>
         </w:tc>
@@ -5114,7 +5114,7 @@
           <w:sz w:val="16"/>
           <w:szCs w:val="16"/>
         </w:rPr>
-        <w:t xml:space="preserve">※3　項目4の月次経理処理頻度は、見積書（見積番号20260725-004）の記載に従い数量3ケ月として算定している。月額単価×12か月ではないため、区分小計は年額のみを表示する。</w:t>
+        <w:t xml:space="preserve">※3　項目5の年商は、甲を貸主とする賃貸借契約3件（土地〔与六分136番地1〕月額70,000円、建物・駐車場〔与六分136番地3〕第2期間 月額 屋内駐車場4台120,000円・屋外駐車場3台30,000円・建物210,000円（税抜）、社宅〔与六分131番地11〕月額60,000円）に基づき、令和8年2月期末時点の契約条件が12か月継続するものとして試算した年額（税抜）である。5,000万円未満のため事業規模による加算は行わない。</w:t>
       </w:r>
     </w:p>
     <w:p>
@@ -5130,7 +5130,7 @@
           <w:sz w:val="16"/>
           <w:szCs w:val="16"/>
         </w:rPr>
-        <w:t xml:space="preserve">※4　税理士法第33条の2第1項に規定する書面添付は、見積書に金額の記載がないため本表では契約外としている。従前の顧問契約書では委任範囲に含まれていたため、要確認事項である。</w:t>
+        <w:t xml:space="preserve">※4　項目4の月次経理処理頻度は、見積書（見積番号20260725-004）の記載に従い数量3ケ月として算定している。月額単価×12か月ではないため、区分小計は年額のみを表示する。</w:t>
       </w:r>
     </w:p>
     <w:p>
@@ -5146,7 +5146,7 @@
           <w:sz w:val="16"/>
           <w:szCs w:val="16"/>
         </w:rPr>
-        <w:t xml:space="preserve">※5　お値引きは、従前の顧問契約書（令和6年5月29日付。税務顧問報酬 月額 金28,050円（税込）。決算報酬及び書面添付を含む。）に基づく年額報酬 金336,600円（税込）に本別紙の合計額を据え置くための調整である。お値引き額は税抜 金39,000円（消費税額 金3,900円）に相当する。適用期間は別紙4第11条による。</w:t>
+        <w:t xml:space="preserve">※5　税理士法第33条の2第1項に規定する書面添付は、見積書に金額の記載がないため本表では契約外としている。従前の顧問契約書では委任範囲に含まれていたため、要確認事項である。</w:t>
       </w:r>
     </w:p>
     <w:p>
@@ -5162,7 +5162,7 @@
           <w:sz w:val="16"/>
           <w:szCs w:val="16"/>
         </w:rPr>
-        <w:t xml:space="preserve">※6　本別紙は本契約の一部を構成する。本別紙の変更は、甲乙双方の書面又は電磁的方法による合意によらなければ、その効力を生じない。</w:t>
+        <w:t xml:space="preserve">※6　お値引きは、従前の顧問契約書（令和6年5月29日付。税務顧問報酬 月額 金28,050円（税込）。決算報酬及び書面添付を含む。）に基づく年額報酬 金336,600円（税込）に本別紙の合計額を据え置くための調整である。お値引き額は税抜 金39,000円（消費税額 金3,900円）に相当する。適用期間は別紙4第11条による。</w:t>
       </w:r>
     </w:p>
     <w:p>
@@ -5178,7 +5178,7 @@
           <w:sz w:val="16"/>
           <w:szCs w:val="16"/>
         </w:rPr>
-        <w:t xml:space="preserve">※7　契約期間の中途において消費税率が改正された場合、消費税額は改正後の税率による。</w:t>
+        <w:t xml:space="preserve">※7　本別紙は本契約の一部を構成する。本別紙の変更は、甲乙双方の書面又は電磁的方法による合意によらなければ、その効力を生じない。</w:t>
       </w:r>
     </w:p>
     <w:p>
@@ -5194,7 +5194,23 @@
           <w:sz w:val="16"/>
           <w:szCs w:val="16"/>
         </w:rPr>
-        <w:t xml:space="preserve">※8　本別紙に係る但し書き及び特約は、別紙4のとおりとする。</w:t>
+        <w:t xml:space="preserve">※8　契約期間の中途において消費税率が改正された場合、消費税額は改正後の税率による。</w:t>
+      </w:r>
+    </w:p>
+    <w:p>
+      <w:pPr>
+        <w:spacing w:after="20" w:before="20" w:line="215"/>
+        <w:jc w:val="left"/>
+      </w:pPr>
+      <w:r>
+        <w:rPr>
+          <w:rFonts w:ascii="MS Mincho" w:cs="MS Mincho" w:eastAsia="MS Mincho" w:hAnsi="MS Mincho"/>
+          <w:b w:val="false"/>
+          <w:bCs w:val="false"/>
+          <w:sz w:val="16"/>
+          <w:szCs w:val="16"/>
+        </w:rPr>
+        <w:t xml:space="preserve">※9　本別紙に係る但し書き及び特約は、別紙4のとおりとする。</w:t>
       </w:r>
     </w:p>
     <w:p>
@@ -9488,7 +9504,7 @@
                 <w:sz w:val="17"/>
                 <w:szCs w:val="17"/>
               </w:rPr>
-              <w:t xml:space="preserve">☑</w:t>
+              <w:t xml:space="preserve">☐</w:t>
             </w:r>
           </w:p>
         </w:tc>
@@ -9522,7 +9538,7 @@
                 <w:sz w:val="16"/>
                 <w:szCs w:val="16"/>
               </w:rPr>
-              <w:t xml:space="preserve">1　人</w:t>
+              <w:t xml:space="preserve">―　人</w:t>
             </w:r>
           </w:p>
         </w:tc>
@@ -9590,7 +9606,7 @@
                 <w:sz w:val="17"/>
                 <w:szCs w:val="17"/>
               </w:rPr>
-              <w:t xml:space="preserve">2,400</w:t>
+              <w:t xml:space="preserve">0</w:t>
             </w:r>
           </w:p>
         </w:tc>
@@ -10556,7 +10572,7 @@
                 <w:sz w:val="16"/>
                 <w:szCs w:val="16"/>
               </w:rPr>
-              <w:t xml:space="preserve">70,600</w:t>
+              <w:t xml:space="preserve">68,200</w:t>
             </w:r>
           </w:p>
         </w:tc>
@@ -10664,7 +10680,7 @@
                 <w:sz w:val="17"/>
                 <w:szCs w:val="17"/>
               </w:rPr>
-              <w:t xml:space="preserve">70,600</w:t>
+              <w:t xml:space="preserve">68,200</w:t>
             </w:r>
           </w:p>
         </w:tc>
@@ -10772,7 +10788,7 @@
                 <w:sz w:val="17"/>
                 <w:szCs w:val="17"/>
               </w:rPr>
-              <w:t xml:space="preserve">7,060</w:t>
+              <w:t xml:space="preserve">6,820</w:t>
             </w:r>
           </w:p>
         </w:tc>
@@ -10988,7 +11004,7 @@
                 <w:sz w:val="17"/>
                 <w:szCs w:val="17"/>
               </w:rPr>
-              <w:t xml:space="preserve">77,660</w:t>
+              <w:t xml:space="preserve">75,020</w:t>
             </w:r>
           </w:p>
         </w:tc>

--- a/fukuda-contract-appendix/別紙1-4_岡田HD_R8.3-R9.2.docx
+++ b/fukuda-contract-appendix/別紙1-4_岡田HD_R8.3-R9.2.docx
@@ -1776,7 +1776,7 @@
                 <w:sz w:val="15"/>
                 <w:szCs w:val="15"/>
               </w:rPr>
-              <w:t xml:space="preserve">年商 572 万円（年商5,000万円未満は＠0円、5,000万円超から5,000万円ごとに＠5,000）</w:t>
+              <w:t xml:space="preserve">年商 7,412 万円（年商5,000万円未満は＠0円、5,000万円超から5,000万円ごとに＠5,000）</w:t>
             </w:r>
           </w:p>
           <w:p>
@@ -1826,7 +1826,7 @@
                 <w:sz w:val="17"/>
                 <w:szCs w:val="17"/>
               </w:rPr>
-              <w:t xml:space="preserve">☐</w:t>
+              <w:t xml:space="preserve">☑</w:t>
             </w:r>
           </w:p>
         </w:tc>
@@ -1860,7 +1860,7 @@
                 <w:sz w:val="16"/>
                 <w:szCs w:val="16"/>
               </w:rPr>
-              <w:t xml:space="preserve">―　ヶ月</w:t>
+              <w:t xml:space="preserve">12　ヶ月</w:t>
             </w:r>
           </w:p>
         </w:tc>
@@ -1894,7 +1894,7 @@
                 <w:sz w:val="16"/>
                 <w:szCs w:val="16"/>
               </w:rPr>
-              <w:t xml:space="preserve">＠0</w:t>
+              <w:t xml:space="preserve">5,000</w:t>
             </w:r>
           </w:p>
         </w:tc>
@@ -1928,7 +1928,7 @@
                 <w:sz w:val="17"/>
                 <w:szCs w:val="17"/>
               </w:rPr>
-              <w:t xml:space="preserve">0</w:t>
+              <w:t xml:space="preserve">60,000</w:t>
             </w:r>
           </w:p>
         </w:tc>
@@ -1962,7 +1962,7 @@
                 <w:sz w:val="16"/>
                 <w:szCs w:val="16"/>
               </w:rPr>
-              <w:t xml:space="preserve">572万円想定　※3</w:t>
+              <w:t xml:space="preserve">7,412万円想定　※3</w:t>
             </w:r>
           </w:p>
         </w:tc>
@@ -2414,7 +2414,7 @@
                 <w:sz w:val="16"/>
                 <w:szCs w:val="16"/>
               </w:rPr>
-              <w:t xml:space="preserve">225,000</w:t>
+              <w:t xml:space="preserve">285,000</w:t>
             </w:r>
           </w:p>
         </w:tc>
@@ -4689,7 +4689,7 @@
                 <w:sz w:val="17"/>
                 <w:szCs w:val="17"/>
               </w:rPr>
-              <w:t xml:space="preserve">345,000</w:t>
+              <w:t xml:space="preserve">405,000</w:t>
             </w:r>
           </w:p>
         </w:tc>
@@ -4797,7 +4797,7 @@
                 <w:sz w:val="17"/>
                 <w:szCs w:val="17"/>
               </w:rPr>
-              <w:t xml:space="preserve">34,500</w:t>
+              <w:t xml:space="preserve">40,500</w:t>
             </w:r>
           </w:p>
         </w:tc>
@@ -4905,7 +4905,7 @@
                 <w:sz w:val="17"/>
                 <w:szCs w:val="17"/>
               </w:rPr>
-              <w:t xml:space="preserve">△42,900</w:t>
+              <w:t xml:space="preserve">△108,900</w:t>
             </w:r>
           </w:p>
         </w:tc>
@@ -5114,7 +5114,7 @@
           <w:sz w:val="16"/>
           <w:szCs w:val="16"/>
         </w:rPr>
-        <w:t xml:space="preserve">※3　項目5の年商は、甲を貸主とする賃貸借契約3件（土地〔与六分136番地1〕月額70,000円、建物・駐車場〔与六分136番地3〕第2期間 月額 屋内駐車場4台120,000円・屋外駐車場3台30,000円・建物210,000円（税抜）、社宅〔与六分131番地11〕月額60,000円）に基づき、令和8年2月期末時点の契約条件が12か月継続するものとして試算した年額（税抜）である。5,000万円未満のため事業規模による加算は行わない。</w:t>
+        <w:t xml:space="preserve">※3　項目5の年商は、甲を受託者又は貸主とする次の契約に基づき、令和8年2月期末時点の条件が12か月継続するものとして試算した年額（税抜）である。①業務委託（ITライセンス・運用保守及び経営管理支援）月額5,500,000円（税込）＝税抜5,000,000円、②什器備品等賃貸借 月額770,000円（税込）＝税抜700,000円、③不動産賃貸借3件（土地〔与六分136番地1〕70,000円、建物・駐車場〔与六分136番地3〕第2期間 屋内駐車場4台120,000円・屋外駐車場3台30,000円・建物210,000円（税抜）、社宅〔与六分131番地11〕60,000円）＝税抜476,364円。月額合計 税抜6,176,364円×12か月＝74,116,368円。5,000万円以上1億円未満の区分により月額＠5,000を加算する。</w:t>
       </w:r>
     </w:p>
     <w:p>
@@ -5162,7 +5162,7 @@
           <w:sz w:val="16"/>
           <w:szCs w:val="16"/>
         </w:rPr>
-        <w:t xml:space="preserve">※6　お値引きは、従前の顧問契約書（令和6年5月29日付。税務顧問報酬 月額 金28,050円（税込）。決算報酬及び書面添付を含む。）に基づく年額報酬 金336,600円（税込）に本別紙の合計額を据え置くための調整である。お値引き額は税抜 金39,000円（消費税額 金3,900円）に相当する。適用期間は別紙4第11条による。</w:t>
+        <w:t xml:space="preserve">※6　お値引きは、従前の顧問契約書（令和6年5月29日付。税務顧問報酬 月額 金28,050円（税込）。決算報酬及び書面添付を含む。）に基づく年額報酬 金336,600円（税込）に本別紙の合計額を据え置くための調整である。お値引き額は税抜 金99,000円（消費税額 金9,900円）に相当する。適用期間は別紙4第11条による。</w:t>
       </w:r>
     </w:p>
     <w:p>

--- a/fukuda-contract-appendix/別紙1-4_岡田HD_R8.3-R9.2.docx
+++ b/fukuda-contract-appendix/別紙1-4_岡田HD_R8.3-R9.2.docx
@@ -2929,7 +2929,7 @@
                 <w:sz w:val="16"/>
                 <w:szCs w:val="16"/>
               </w:rPr>
-              <w:t xml:space="preserve"/>
+              <w:t xml:space="preserve">※6</w:t>
             </w:r>
           </w:p>
         </w:tc>
@@ -4870,7 +4870,7 @@
                 <w:sz w:val="17"/>
                 <w:szCs w:val="17"/>
               </w:rPr>
-              <w:t xml:space="preserve">お値引き（税込）　※6　　</w:t>
+              <w:t xml:space="preserve">お値引き（税込）　※7　　</w:t>
             </w:r>
           </w:p>
         </w:tc>
@@ -5114,7 +5114,7 @@
           <w:sz w:val="16"/>
           <w:szCs w:val="16"/>
         </w:rPr>
-        <w:t xml:space="preserve">※3　項目5の年商は、甲を受託者又は貸主とする次の契約に基づき、令和8年2月期末時点の条件が12か月継続するものとして試算した年額（税抜）である。①業務委託（ITライセンス・運用保守及び経営管理支援）月額5,500,000円（税込）＝税抜5,000,000円、②什器備品等賃貸借 月額770,000円（税込）＝税抜700,000円、③不動産賃貸借3件（土地〔与六分136番地1〕70,000円、建物・駐車場〔与六分136番地3〕第2期間 屋内駐車場4台120,000円・屋外駐車場3台30,000円・建物210,000円（税抜）、社宅〔与六分131番地11〕60,000円）＝税抜476,364円。月額合計 税抜6,176,364円×12か月＝74,116,368円。5,000万円以上1億円未満の区分により月額＠5,000を加算する。</w:t>
+        <w:t xml:space="preserve">※3　項目5の年商は、甲を受託者又は貸主とする次の契約に基づき、令和8年2月期末時点の条件が12か月継続するものとして年間換算した年額（税抜）である。令和8年2月期は期の中途で不動産賃貸の条件が変動しているため、同期の実額ではなく年間換算額により事業規模を判定している。①業務委託（ITライセンス・運用保守及び経営管理支援）月額5,500,000円（税込）＝税抜5,000,000円、②什器備品等賃貸借 月額770,000円（税込）＝税抜700,000円、③不動産賃貸借3件（土地〔与六分136番地1〕70,000円、建物・駐車場〔与六分136番地3〕第2期間 屋内駐車場4台120,000円・屋外駐車場3台30,000円・建物210,000円（税抜）、社宅〔与六分131番地11〕60,000円）＝税抜476,364円。月額合計 税抜6,176,364円×12か月＝74,116,368円。5,000万円以上1億円未満の区分により月額＠5,000を加算する。</w:t>
       </w:r>
     </w:p>
     <w:p>
@@ -5162,7 +5162,7 @@
           <w:sz w:val="16"/>
           <w:szCs w:val="16"/>
         </w:rPr>
-        <w:t xml:space="preserve">※6　お値引きは、従前の顧問契約書（令和6年5月29日付。税務顧問報酬 月額 金28,050円（税込）。決算報酬及び書面添付を含む。）に基づく年額報酬 金336,600円（税込）に本別紙の合計額を据え置くための調整である。お値引き額は税抜 金99,000円（消費税額 金9,900円）に相当する。適用期間は別紙4第11条による。</w:t>
+        <w:t xml:space="preserve">※6　甲は令和10年2月期より消費税の課税事業者となる予定である。本契約の対象期間（令和9年2月期）は免税事業者であるため、項目8の消費税申告は計上していない。令和10年2月期以降の契約においては、同項目を計上するものとする。</w:t>
       </w:r>
     </w:p>
     <w:p>
@@ -5178,7 +5178,7 @@
           <w:sz w:val="16"/>
           <w:szCs w:val="16"/>
         </w:rPr>
-        <w:t xml:space="preserve">※7　本別紙は本契約の一部を構成する。本別紙の変更は、甲乙双方の書面又は電磁的方法による合意によらなければ、その効力を生じない。</w:t>
+        <w:t xml:space="preserve">※7　お値引きは、従前の顧問契約書（令和6年5月29日付。税務顧問報酬 月額 金28,050円（税込）。決算報酬及び書面添付を含む。）に基づく年額報酬 金336,600円（税込）に本別紙の合計額を据え置くための調整である。お値引き額は税抜 金99,000円（消費税額 金9,900円）に相当する。適用期間は別紙4第11条による。</w:t>
       </w:r>
     </w:p>
     <w:p>
@@ -5194,7 +5194,7 @@
           <w:sz w:val="16"/>
           <w:szCs w:val="16"/>
         </w:rPr>
-        <w:t xml:space="preserve">※8　契約期間の中途において消費税率が改正された場合、消費税額は改正後の税率による。</w:t>
+        <w:t xml:space="preserve">※8　本別紙は本契約の一部を構成する。本別紙の変更は、甲乙双方の書面又は電磁的方法による合意によらなければ、その効力を生じない。</w:t>
       </w:r>
     </w:p>
     <w:p>
@@ -5210,7 +5210,23 @@
           <w:sz w:val="16"/>
           <w:szCs w:val="16"/>
         </w:rPr>
-        <w:t xml:space="preserve">※9　本別紙に係る但し書き及び特約は、別紙4のとおりとする。</w:t>
+        <w:t xml:space="preserve">※9　契約期間の中途において消費税率が改正された場合、消費税額は改正後の税率による。</w:t>
+      </w:r>
+    </w:p>
+    <w:p>
+      <w:pPr>
+        <w:spacing w:after="20" w:before="20" w:line="215"/>
+        <w:jc w:val="left"/>
+      </w:pPr>
+      <w:r>
+        <w:rPr>
+          <w:rFonts w:ascii="MS Mincho" w:cs="MS Mincho" w:eastAsia="MS Mincho" w:hAnsi="MS Mincho"/>
+          <w:b w:val="false"/>
+          <w:bCs w:val="false"/>
+          <w:sz w:val="16"/>
+          <w:szCs w:val="16"/>
+        </w:rPr>
+        <w:t xml:space="preserve">※10　本別紙に係る但し書き及び特約は、別紙4のとおりとする。</w:t>
       </w:r>
     </w:p>
     <w:p>

--- a/fukuda-contract-appendix/別紙1-4_岡田HD_R8.3-R9.2.docx
+++ b/fukuda-contract-appendix/別紙1-4_岡田HD_R8.3-R9.2.docx
@@ -4233,7 +4233,7 @@
                 <w:sz w:val="17"/>
                 <w:szCs w:val="17"/>
               </w:rPr>
-              <w:t xml:space="preserve">☐</w:t>
+              <w:t xml:space="preserve">☑</w:t>
             </w:r>
           </w:p>
         </w:tc>
@@ -4267,7 +4267,7 @@
                 <w:sz w:val="16"/>
                 <w:szCs w:val="16"/>
               </w:rPr>
-              <w:t xml:space="preserve">―　事業年度</w:t>
+              <w:t xml:space="preserve">1　事業年度</w:t>
             </w:r>
           </w:p>
         </w:tc>
@@ -4335,7 +4335,7 @@
                 <w:sz w:val="17"/>
                 <w:szCs w:val="17"/>
               </w:rPr>
-              <w:t xml:space="preserve">0</w:t>
+              <w:t xml:space="preserve">30,000</w:t>
             </w:r>
           </w:p>
         </w:tc>
@@ -4581,7 +4581,7 @@
                 <w:sz w:val="16"/>
                 <w:szCs w:val="16"/>
               </w:rPr>
-              <w:t xml:space="preserve">120,000</w:t>
+              <w:t xml:space="preserve">150,000</w:t>
             </w:r>
           </w:p>
         </w:tc>
@@ -4689,7 +4689,7 @@
                 <w:sz w:val="17"/>
                 <w:szCs w:val="17"/>
               </w:rPr>
-              <w:t xml:space="preserve">405,000</w:t>
+              <w:t xml:space="preserve">435,000</w:t>
             </w:r>
           </w:p>
         </w:tc>
@@ -4797,7 +4797,7 @@
                 <w:sz w:val="17"/>
                 <w:szCs w:val="17"/>
               </w:rPr>
-              <w:t xml:space="preserve">40,500</w:t>
+              <w:t xml:space="preserve">43,500</w:t>
             </w:r>
           </w:p>
         </w:tc>
@@ -4905,7 +4905,7 @@
                 <w:sz w:val="17"/>
                 <w:szCs w:val="17"/>
               </w:rPr>
-              <w:t xml:space="preserve">△108,900</w:t>
+              <w:t xml:space="preserve">△141,900</w:t>
             </w:r>
           </w:p>
         </w:tc>
@@ -5146,7 +5146,7 @@
           <w:sz w:val="16"/>
           <w:szCs w:val="16"/>
         </w:rPr>
-        <w:t xml:space="preserve">※5　税理士法第33条の2第1項に規定する書面添付は、見積書に金額の記載がないため本表では契約外としている。従前の顧問契約書では委任範囲に含まれていたため、要確認事項である。</w:t>
+        <w:t xml:space="preserve">※5　税理士法第33条の2第1項に規定する書面添付は、見積書に金額の記載がないが、従前の顧問契約書において委任範囲に含まれていたことから、引き続き実施するものとして計上している。</w:t>
       </w:r>
     </w:p>
     <w:p>
@@ -5178,7 +5178,7 @@
           <w:sz w:val="16"/>
           <w:szCs w:val="16"/>
         </w:rPr>
-        <w:t xml:space="preserve">※7　お値引きは、従前の顧問契約書（令和6年5月29日付。税務顧問報酬 月額 金28,050円（税込）。決算報酬及び書面添付を含む。）に基づく年額報酬 金336,600円（税込）に本別紙の合計額を据え置くための調整である。お値引き額は税抜 金99,000円（消費税額 金9,900円）に相当する。適用期間は別紙4第11条による。</w:t>
+        <w:t xml:space="preserve">※7　お値引きは、従前の顧問契約書（令和6年5月29日付。税務顧問報酬 月額 金28,050円（税込）。決算報酬及び書面添付を含む。）に基づく年額報酬 金336,600円（税込）に本別紙の合計額を据え置くための調整である。お値引き額は税抜 金129,000円（消費税額 金12,900円）に相当する。適用期間は別紙4第11条による。</w:t>
       </w:r>
     </w:p>
     <w:p>

--- a/fukuda-contract-appendix/別紙1-4_岡田HD_R8.3-R9.2.docx
+++ b/fukuda-contract-appendix/別紙1-4_岡田HD_R8.3-R9.2.docx
@@ -1162,7 +1162,7 @@
                 <w:sz w:val="16"/>
                 <w:szCs w:val="16"/>
               </w:rPr>
-              <w:t xml:space="preserve">R8.2月期 2,541件／決算時に別途請求</w:t>
+              <w:t xml:space="preserve">R8.2月期実績 2,541件／決算時に精算</w:t>
             </w:r>
           </w:p>
         </w:tc>
@@ -1588,7 +1588,7 @@
                 <w:sz w:val="16"/>
                 <w:szCs w:val="16"/>
               </w:rPr>
-              <w:t xml:space="preserve">3　ケ月</w:t>
+              <w:t xml:space="preserve">12　ケ月</w:t>
             </w:r>
           </w:p>
         </w:tc>
@@ -1622,7 +1622,7 @@
                 <w:sz w:val="16"/>
                 <w:szCs w:val="16"/>
               </w:rPr>
-              <w:t xml:space="preserve">15,000</w:t>
+              <w:t xml:space="preserve">5,000</w:t>
             </w:r>
           </w:p>
         </w:tc>
@@ -1656,7 +1656,7 @@
                 <w:sz w:val="17"/>
                 <w:szCs w:val="17"/>
               </w:rPr>
-              <w:t xml:space="preserve">45,000</w:t>
+              <w:t xml:space="preserve">60,000</w:t>
             </w:r>
           </w:p>
         </w:tc>
@@ -1690,7 +1690,7 @@
                 <w:sz w:val="16"/>
                 <w:szCs w:val="16"/>
               </w:rPr>
-              <w:t xml:space="preserve">年6回超</w:t>
+              <w:t xml:space="preserve">年　4　回</w:t>
             </w:r>
           </w:p>
         </w:tc>
@@ -2344,7 +2344,7 @@
                 <w:sz w:val="15"/>
                 <w:szCs w:val="15"/>
               </w:rPr>
-              <w:t xml:space="preserve">年額のみ　※4</w:t>
+              <w:t xml:space="preserve">月額／年額</w:t>
             </w:r>
           </w:p>
         </w:tc>
@@ -2379,7 +2379,7 @@
                 <w:sz w:val="15"/>
                 <w:szCs w:val="15"/>
               </w:rPr>
-              <w:t xml:space="preserve">－</w:t>
+              <w:t xml:space="preserve">25,000</w:t>
             </w:r>
           </w:p>
         </w:tc>
@@ -2414,7 +2414,7 @@
                 <w:sz w:val="16"/>
                 <w:szCs w:val="16"/>
               </w:rPr>
-              <w:t xml:space="preserve">285,000</w:t>
+              <w:t xml:space="preserve">300,000</w:t>
             </w:r>
           </w:p>
         </w:tc>
@@ -2929,7 +2929,7 @@
                 <w:sz w:val="16"/>
                 <w:szCs w:val="16"/>
               </w:rPr>
-              <w:t xml:space="preserve">※6</w:t>
+              <w:t xml:space="preserve">※5</w:t>
             </w:r>
           </w:p>
         </w:tc>
@@ -4369,7 +4369,7 @@
                 <w:sz w:val="16"/>
                 <w:szCs w:val="16"/>
               </w:rPr>
-              <w:t xml:space="preserve">※5</w:t>
+              <w:t xml:space="preserve">※4</w:t>
             </w:r>
           </w:p>
         </w:tc>
@@ -4689,7 +4689,7 @@
                 <w:sz w:val="17"/>
                 <w:szCs w:val="17"/>
               </w:rPr>
-              <w:t xml:space="preserve">435,000</w:t>
+              <w:t xml:space="preserve">450,000</w:t>
             </w:r>
           </w:p>
         </w:tc>
@@ -4797,7 +4797,7 @@
                 <w:sz w:val="17"/>
                 <w:szCs w:val="17"/>
               </w:rPr>
-              <w:t xml:space="preserve">43,500</w:t>
+              <w:t xml:space="preserve">45,000</w:t>
             </w:r>
           </w:p>
         </w:tc>
@@ -4870,7 +4870,7 @@
                 <w:sz w:val="17"/>
                 <w:szCs w:val="17"/>
               </w:rPr>
-              <w:t xml:space="preserve">お値引き（税込）　※7　　</w:t>
+              <w:t xml:space="preserve">お値引き（税込）　※6　　</w:t>
             </w:r>
           </w:p>
         </w:tc>
@@ -4905,7 +4905,7 @@
                 <w:sz w:val="17"/>
                 <w:szCs w:val="17"/>
               </w:rPr>
-              <w:t xml:space="preserve">△141,900</w:t>
+              <w:t xml:space="preserve">△158,400</w:t>
             </w:r>
           </w:p>
         </w:tc>
@@ -5130,7 +5130,7 @@
           <w:sz w:val="16"/>
           <w:szCs w:val="16"/>
         </w:rPr>
-        <w:t xml:space="preserve">※4　項目4の月次経理処理頻度は、見積書（見積番号20260725-004）の記載に従い数量3ケ月として算定している。月額単価×12か月ではないため、区分小計は年額のみを表示する。</w:t>
+        <w:t xml:space="preserve">※4　税理士法第33条の2第1項に規定する書面添付は、見積書に金額の記載がないが、従前の顧問契約書において委任範囲に含まれていたことから、引き続き実施するものとして計上している。</w:t>
       </w:r>
     </w:p>
     <w:p>
@@ -5146,7 +5146,7 @@
           <w:sz w:val="16"/>
           <w:szCs w:val="16"/>
         </w:rPr>
-        <w:t xml:space="preserve">※5　税理士法第33条の2第1項に規定する書面添付は、見積書に金額の記載がないが、従前の顧問契約書において委任範囲に含まれていたことから、引き続き実施するものとして計上している。</w:t>
+        <w:t xml:space="preserve">※5　甲は令和10年2月期より消費税の課税事業者となる予定である。本契約の対象期間（令和9年2月期）は免税事業者であるため、項目8の消費税申告は計上していない。令和10年2月期以降の契約においては、同項目を計上するものとする。</w:t>
       </w:r>
     </w:p>
     <w:p>
@@ -5162,7 +5162,7 @@
           <w:sz w:val="16"/>
           <w:szCs w:val="16"/>
         </w:rPr>
-        <w:t xml:space="preserve">※6　甲は令和10年2月期より消費税の課税事業者となる予定である。本契約の対象期間（令和9年2月期）は免税事業者であるため、項目8の消費税申告は計上していない。令和10年2月期以降の契約においては、同項目を計上するものとする。</w:t>
+        <w:t xml:space="preserve">※6　お値引きは、従前の顧問契約書（令和6年5月29日付。税務顧問報酬 月額 金28,050円（税込）。決算報酬及び書面添付を含む。）に基づく年額報酬 金336,600円（税込）に本別紙の合計額を据え置くための調整である。お値引き額は税抜 金144,000円（消費税額 金14,400円）に相当する。適用期間は別紙4第11条による。</w:t>
       </w:r>
     </w:p>
     <w:p>
@@ -5178,7 +5178,7 @@
           <w:sz w:val="16"/>
           <w:szCs w:val="16"/>
         </w:rPr>
-        <w:t xml:space="preserve">※7　お値引きは、従前の顧問契約書（令和6年5月29日付。税務顧問報酬 月額 金28,050円（税込）。決算報酬及び書面添付を含む。）に基づく年額報酬 金336,600円（税込）に本別紙の合計額を据え置くための調整である。お値引き額は税抜 金129,000円（消費税額 金12,900円）に相当する。適用期間は別紙4第11条による。</w:t>
+        <w:t xml:space="preserve">※7　本別紙は本契約の一部を構成する。本別紙の変更は、甲乙双方の書面又は電磁的方法による合意によらなければ、その効力を生じない。</w:t>
       </w:r>
     </w:p>
     <w:p>
@@ -5194,7 +5194,7 @@
           <w:sz w:val="16"/>
           <w:szCs w:val="16"/>
         </w:rPr>
-        <w:t xml:space="preserve">※8　本別紙は本契約の一部を構成する。本別紙の変更は、甲乙双方の書面又は電磁的方法による合意によらなければ、その効力を生じない。</w:t>
+        <w:t xml:space="preserve">※8　契約期間の中途において消費税率が改正された場合、消費税額は改正後の税率による。</w:t>
       </w:r>
     </w:p>
     <w:p>
@@ -5210,23 +5210,7 @@
           <w:sz w:val="16"/>
           <w:szCs w:val="16"/>
         </w:rPr>
-        <w:t xml:space="preserve">※9　契約期間の中途において消費税率が改正された場合、消費税額は改正後の税率による。</w:t>
-      </w:r>
-    </w:p>
-    <w:p>
-      <w:pPr>
-        <w:spacing w:after="20" w:before="20" w:line="215"/>
-        <w:jc w:val="left"/>
-      </w:pPr>
-      <w:r>
-        <w:rPr>
-          <w:rFonts w:ascii="MS Mincho" w:cs="MS Mincho" w:eastAsia="MS Mincho" w:hAnsi="MS Mincho"/>
-          <w:b w:val="false"/>
-          <w:bCs w:val="false"/>
-          <w:sz w:val="16"/>
-          <w:szCs w:val="16"/>
-        </w:rPr>
-        <w:t xml:space="preserve">※10　本別紙に係る但し書き及び特約は、別紙4のとおりとする。</w:t>
+        <w:t xml:space="preserve">※9　本別紙に係る但し書き及び特約は、別紙4のとおりとする。</w:t>
       </w:r>
     </w:p>
     <w:p>

--- a/fukuda-contract-appendix/別紙1-4_岡田HD_R8.3-R9.2.docx
+++ b/fukuda-contract-appendix/別紙1-4_岡田HD_R8.3-R9.2.docx
@@ -3959,246 +3959,6 @@
                 <w:sz w:val="17"/>
                 <w:szCs w:val="17"/>
               </w:rPr>
-              <w:t xml:space="preserve">出精値引き</w:t>
-            </w:r>
-          </w:p>
-        </w:tc>
-        <w:tc>
-          <w:tcPr>
-            <w:tcW w:type="dxa" w:w="540"/>
-            <w:tcBorders>
-              <w:top w:val="single" w:color="000000" w:sz="4"/>
-              <w:left w:val="single" w:color="000000" w:sz="4"/>
-              <w:bottom w:val="single" w:color="000000" w:sz="4"/>
-              <w:right w:val="single" w:color="000000" w:sz="4"/>
-            </w:tcBorders>
-            <w:tcMar>
-              <w:top w:type="dxa" w:w="35"/>
-              <w:left w:type="dxa" w:w="60"/>
-              <w:bottom w:type="dxa" w:w="35"/>
-              <w:right w:type="dxa" w:w="60"/>
-            </w:tcMar>
-            <w:vAlign w:val="center"/>
-          </w:tcPr>
-          <w:p>
-            <w:pPr>
-              <w:spacing w:after="20" w:before="20" w:line="215"/>
-              <w:jc w:val="center"/>
-            </w:pPr>
-            <w:r>
-              <w:rPr>
-                <w:rFonts w:ascii="MS Mincho" w:cs="MS Mincho" w:eastAsia="MS Mincho" w:hAnsi="MS Mincho"/>
-                <w:b w:val="false"/>
-                <w:bCs w:val="false"/>
-                <w:sz w:val="17"/>
-                <w:szCs w:val="17"/>
-              </w:rPr>
-              <w:t xml:space="preserve">☐</w:t>
-            </w:r>
-          </w:p>
-        </w:tc>
-        <w:tc>
-          <w:tcPr>
-            <w:tcW w:type="dxa" w:w="1000"/>
-            <w:tcBorders>
-              <w:top w:val="single" w:color="000000" w:sz="4"/>
-              <w:left w:val="single" w:color="000000" w:sz="4"/>
-              <w:bottom w:val="single" w:color="000000" w:sz="4"/>
-              <w:right w:val="single" w:color="000000" w:sz="4"/>
-            </w:tcBorders>
-            <w:tcMar>
-              <w:top w:type="dxa" w:w="35"/>
-              <w:left w:type="dxa" w:w="60"/>
-              <w:bottom w:type="dxa" w:w="35"/>
-              <w:right w:type="dxa" w:w="60"/>
-            </w:tcMar>
-            <w:vAlign w:val="center"/>
-          </w:tcPr>
-          <w:p>
-            <w:pPr>
-              <w:spacing w:after="20" w:before="20" w:line="215"/>
-              <w:jc w:val="center"/>
-            </w:pPr>
-            <w:r>
-              <w:rPr>
-                <w:rFonts w:ascii="MS Mincho" w:cs="MS Mincho" w:eastAsia="MS Mincho" w:hAnsi="MS Mincho"/>
-                <w:b w:val="false"/>
-                <w:bCs w:val="false"/>
-                <w:sz w:val="16"/>
-                <w:szCs w:val="16"/>
-              </w:rPr>
-              <w:t xml:space="preserve">―　事業年度</w:t>
-            </w:r>
-          </w:p>
-        </w:tc>
-        <w:tc>
-          <w:tcPr>
-            <w:tcW w:type="dxa" w:w="900"/>
-            <w:tcBorders>
-              <w:top w:val="single" w:color="000000" w:sz="4"/>
-              <w:left w:val="single" w:color="000000" w:sz="4"/>
-              <w:bottom w:val="single" w:color="000000" w:sz="4"/>
-              <w:right w:val="single" w:color="000000" w:sz="4"/>
-            </w:tcBorders>
-            <w:tcMar>
-              <w:top w:type="dxa" w:w="35"/>
-              <w:left w:type="dxa" w:w="60"/>
-              <w:bottom w:type="dxa" w:w="35"/>
-              <w:right w:type="dxa" w:w="60"/>
-            </w:tcMar>
-            <w:vAlign w:val="center"/>
-          </w:tcPr>
-          <w:p>
-            <w:pPr>
-              <w:spacing w:after="20" w:before="20" w:line="215"/>
-              <w:jc w:val="right"/>
-            </w:pPr>
-            <w:r>
-              <w:rPr>
-                <w:rFonts w:ascii="MS Mincho" w:cs="MS Mincho" w:eastAsia="MS Mincho" w:hAnsi="MS Mincho"/>
-                <w:b w:val="false"/>
-                <w:bCs w:val="false"/>
-                <w:sz w:val="16"/>
-                <w:szCs w:val="16"/>
-              </w:rPr>
-              <w:t xml:space="preserve">△</w:t>
-            </w:r>
-          </w:p>
-        </w:tc>
-        <w:tc>
-          <w:tcPr>
-            <w:tcW w:type="dxa" w:w="1300"/>
-            <w:tcBorders>
-              <w:top w:val="single" w:color="000000" w:sz="4"/>
-              <w:left w:val="single" w:color="000000" w:sz="4"/>
-              <w:bottom w:val="single" w:color="000000" w:sz="4"/>
-              <w:right w:val="single" w:color="000000" w:sz="4"/>
-            </w:tcBorders>
-            <w:tcMar>
-              <w:top w:type="dxa" w:w="35"/>
-              <w:left w:type="dxa" w:w="60"/>
-              <w:bottom w:type="dxa" w:w="35"/>
-              <w:right w:type="dxa" w:w="60"/>
-            </w:tcMar>
-            <w:vAlign w:val="center"/>
-          </w:tcPr>
-          <w:p>
-            <w:pPr>
-              <w:spacing w:after="20" w:before="20" w:line="215"/>
-              <w:jc w:val="right"/>
-            </w:pPr>
-            <w:r>
-              <w:rPr>
-                <w:rFonts w:ascii="MS Mincho" w:cs="MS Mincho" w:eastAsia="MS Mincho" w:hAnsi="MS Mincho"/>
-                <w:b w:val="false"/>
-                <w:bCs w:val="false"/>
-                <w:sz w:val="17"/>
-                <w:szCs w:val="17"/>
-              </w:rPr>
-              <w:t xml:space="preserve">0</w:t>
-            </w:r>
-          </w:p>
-        </w:tc>
-        <w:tc>
-          <w:tcPr>
-            <w:tcW w:type="dxa" w:w="1859"/>
-            <w:tcBorders>
-              <w:top w:val="single" w:color="000000" w:sz="4"/>
-              <w:left w:val="single" w:color="000000" w:sz="4"/>
-              <w:bottom w:val="single" w:color="000000" w:sz="4"/>
-              <w:right w:val="single" w:color="000000" w:sz="4"/>
-            </w:tcBorders>
-            <w:tcMar>
-              <w:top w:type="dxa" w:w="35"/>
-              <w:left w:type="dxa" w:w="60"/>
-              <w:bottom w:type="dxa" w:w="35"/>
-              <w:right w:type="dxa" w:w="60"/>
-            </w:tcMar>
-            <w:vAlign w:val="center"/>
-          </w:tcPr>
-          <w:p>
-            <w:pPr>
-              <w:spacing w:after="20" w:before="20" w:line="215"/>
-              <w:jc w:val="left"/>
-            </w:pPr>
-            <w:r>
-              <w:rPr>
-                <w:rFonts w:ascii="MS Mincho" w:cs="MS Mincho" w:eastAsia="MS Mincho" w:hAnsi="MS Mincho"/>
-                <w:b w:val="false"/>
-                <w:bCs w:val="false"/>
-                <w:sz w:val="16"/>
-                <w:szCs w:val="16"/>
-              </w:rPr>
-              <w:t xml:space="preserve">下記お値引き欄にて調整</w:t>
-            </w:r>
-          </w:p>
-        </w:tc>
-      </w:tr>
-      <w:tr>
-        <w:tc>
-          <w:tcPr>
-            <w:tcW w:type="dxa" w:w="480"/>
-            <w:tcBorders>
-              <w:top w:val="single" w:color="000000" w:sz="4"/>
-              <w:left w:val="single" w:color="000000" w:sz="4"/>
-              <w:bottom w:val="single" w:color="000000" w:sz="4"/>
-              <w:right w:val="single" w:color="000000" w:sz="4"/>
-            </w:tcBorders>
-            <w:tcMar>
-              <w:top w:type="dxa" w:w="35"/>
-              <w:left w:type="dxa" w:w="60"/>
-              <w:bottom w:type="dxa" w:w="35"/>
-              <w:right w:type="dxa" w:w="60"/>
-            </w:tcMar>
-            <w:vAlign w:val="center"/>
-          </w:tcPr>
-          <w:p>
-            <w:pPr>
-              <w:spacing w:after="20" w:before="20" w:line="215"/>
-              <w:jc w:val="center"/>
-            </w:pPr>
-            <w:r>
-              <w:rPr>
-                <w:rFonts w:ascii="MS Mincho" w:cs="MS Mincho" w:eastAsia="MS Mincho" w:hAnsi="MS Mincho"/>
-                <w:b w:val="false"/>
-                <w:bCs w:val="false"/>
-                <w:sz w:val="17"/>
-                <w:szCs w:val="17"/>
-              </w:rPr>
-              <w:t xml:space="preserve">14</w:t>
-            </w:r>
-          </w:p>
-        </w:tc>
-        <w:tc>
-          <w:tcPr>
-            <w:tcW w:type="dxa" w:w="3560"/>
-            <w:tcBorders>
-              <w:top w:val="single" w:color="000000" w:sz="4"/>
-              <w:left w:val="single" w:color="000000" w:sz="4"/>
-              <w:bottom w:val="single" w:color="000000" w:sz="4"/>
-              <w:right w:val="single" w:color="000000" w:sz="4"/>
-            </w:tcBorders>
-            <w:tcMar>
-              <w:top w:type="dxa" w:w="35"/>
-              <w:left w:type="dxa" w:w="60"/>
-              <w:bottom w:type="dxa" w:w="35"/>
-              <w:right w:type="dxa" w:w="60"/>
-            </w:tcMar>
-            <w:vAlign w:val="center"/>
-          </w:tcPr>
-          <w:p>
-            <w:pPr>
-              <w:spacing w:after="20" w:before="20" w:line="215"/>
-              <w:jc w:val="left"/>
-            </w:pPr>
-            <w:r>
-              <w:rPr>
-                <w:rFonts w:ascii="MS Mincho" w:cs="MS Mincho" w:eastAsia="MS Mincho" w:hAnsi="MS Mincho"/>
-                <w:b w:val="false"/>
-                <w:bCs w:val="false"/>
-                <w:sz w:val="17"/>
-                <w:szCs w:val="17"/>
-              </w:rPr>
               <w:t xml:space="preserve">税理士法第33条の2第1項に規定する書面添付</w:t>
             </w:r>
           </w:p>
@@ -8818,7 +8578,7 @@
                 <w:sz w:val="16"/>
                 <w:szCs w:val="16"/>
               </w:rPr>
-              <w:t xml:space="preserve">1　ヶ月</w:t>
+              <w:t xml:space="preserve">12　ヶ月</w:t>
             </w:r>
           </w:p>
         </w:tc>
@@ -8886,7 +8646,7 @@
                 <w:sz w:val="17"/>
                 <w:szCs w:val="17"/>
               </w:rPr>
-              <w:t xml:space="preserve">4,000</w:t>
+              <w:t xml:space="preserve">48,000</w:t>
             </w:r>
           </w:p>
         </w:tc>
@@ -8920,7 +8680,7 @@
                 <w:sz w:val="16"/>
                 <w:szCs w:val="16"/>
               </w:rPr>
-              <w:t xml:space="preserve">※3</w:t>
+              <w:t xml:space="preserve"/>
             </w:r>
           </w:p>
         </w:tc>
@@ -9058,7 +8818,7 @@
                 <w:sz w:val="16"/>
                 <w:szCs w:val="16"/>
               </w:rPr>
-              <w:t xml:space="preserve">2　人</w:t>
+              <w:t xml:space="preserve">1　人</w:t>
             </w:r>
           </w:p>
         </w:tc>
@@ -9126,7 +8886,7 @@
                 <w:sz w:val="17"/>
                 <w:szCs w:val="17"/>
               </w:rPr>
-              <w:t xml:space="preserve">19,200</w:t>
+              <w:t xml:space="preserve">9,600</w:t>
             </w:r>
           </w:p>
         </w:tc>
@@ -10502,7 +10262,7 @@
                 <w:sz w:val="15"/>
                 <w:szCs w:val="15"/>
               </w:rPr>
-              <w:t xml:space="preserve">年額のみ　※3</w:t>
+              <w:t xml:space="preserve">月額／年額</w:t>
             </w:r>
           </w:p>
         </w:tc>
@@ -10537,7 +10297,7 @@
                 <w:sz w:val="15"/>
                 <w:szCs w:val="15"/>
               </w:rPr>
-              <w:t xml:space="preserve">－</w:t>
+              <w:t xml:space="preserve">4,800</w:t>
             </w:r>
           </w:p>
         </w:tc>
@@ -10572,7 +10332,7 @@
                 <w:sz w:val="16"/>
                 <w:szCs w:val="16"/>
               </w:rPr>
-              <w:t xml:space="preserve">68,200</w:t>
+              <w:t xml:space="preserve">102,600</w:t>
             </w:r>
           </w:p>
         </w:tc>
@@ -10680,7 +10440,7 @@
                 <w:sz w:val="17"/>
                 <w:szCs w:val="17"/>
               </w:rPr>
-              <w:t xml:space="preserve">68,200</w:t>
+              <w:t xml:space="preserve">102,600</w:t>
             </w:r>
           </w:p>
         </w:tc>
@@ -10788,7 +10548,7 @@
                 <w:sz w:val="17"/>
                 <w:szCs w:val="17"/>
               </w:rPr>
-              <w:t xml:space="preserve">6,820</w:t>
+              <w:t xml:space="preserve">10,260</w:t>
             </w:r>
           </w:p>
         </w:tc>
@@ -10861,7 +10621,7 @@
                 <w:sz w:val="17"/>
                 <w:szCs w:val="17"/>
               </w:rPr>
-              <w:t xml:space="preserve">お値引き（税込）　※4　　</w:t>
+              <w:t xml:space="preserve">お値引き（税込）　※3　　</w:t>
             </w:r>
           </w:p>
         </w:tc>
@@ -11004,7 +10764,7 @@
                 <w:sz w:val="17"/>
                 <w:szCs w:val="17"/>
               </w:rPr>
-              <w:t xml:space="preserve">75,020</w:t>
+              <w:t xml:space="preserve">112,860</w:t>
             </w:r>
           </w:p>
         </w:tc>
@@ -11105,7 +10865,7 @@
           <w:sz w:val="16"/>
           <w:szCs w:val="16"/>
         </w:rPr>
-        <w:t xml:space="preserve">※3　項目1の給与計算基本月額報酬は、見積書（見積番号20260725-004）の記載に従い数量1ヶ月として算定している。月額単価×12か月ではないため、区分小計は年額のみを表示する。</w:t>
+        <w:t xml:space="preserve">※3　給与計算代行業務は、従前の顧問契約書の委任範囲に含まれていない新規の受任業務であるため、お値引きの対象としていない。</w:t>
       </w:r>
     </w:p>
     <w:p>
@@ -11121,7 +10881,7 @@
           <w:sz w:val="16"/>
           <w:szCs w:val="16"/>
         </w:rPr>
-        <w:t xml:space="preserve">※4　給与計算代行業務は、従前の顧問契約書の委任範囲に含まれていない新規の受任業務であるため、お値引きの対象としていない。</w:t>
+        <w:t xml:space="preserve">※4　「含む」欄に☑を付していない業務は、本契約に含まれない。甲が当該業務を希望する場合は、その都度、事前に甲乙が業務内容及び報酬額を合意のうえ実施し、上表の単価により別途請求する。</w:t>
       </w:r>
     </w:p>
     <w:p>
@@ -11137,7 +10897,7 @@
           <w:sz w:val="16"/>
           <w:szCs w:val="16"/>
         </w:rPr>
-        <w:t xml:space="preserve">※5　「含む」欄に☑を付していない業務は、本契約に含まれない。甲が当該業務を希望する場合は、その都度、事前に甲乙が業務内容及び報酬額を合意のうえ実施し、上表の単価により別途請求する。</w:t>
+        <w:t xml:space="preserve">※5　上表に掲げのない業務のうち、年末調整代行、支払調書の作成代行、償却資産税申告書の作成代行その他の業務の報酬は、別紙2のとおりとする。</w:t>
       </w:r>
     </w:p>
     <w:p>
@@ -11153,7 +10913,7 @@
           <w:sz w:val="16"/>
           <w:szCs w:val="16"/>
         </w:rPr>
-        <w:t xml:space="preserve">※6　上表に掲げのない業務のうち、年末調整代行、支払調書の作成代行、償却資産税申告書の作成代行その他の業務の報酬は、別紙2のとおりとする。</w:t>
+        <w:t xml:space="preserve">※6　本別紙は本契約の一部を構成する。本別紙の変更は、甲乙双方の書面又は電磁的方法による合意によらなければ、その効力を生じない。</w:t>
       </w:r>
     </w:p>
     <w:p>
@@ -11169,7 +10929,7 @@
           <w:sz w:val="16"/>
           <w:szCs w:val="16"/>
         </w:rPr>
-        <w:t xml:space="preserve">※7　本別紙は本契約の一部を構成する。本別紙の変更は、甲乙双方の書面又は電磁的方法による合意によらなければ、その効力を生じない。</w:t>
+        <w:t xml:space="preserve">※7　契約期間の中途において消費税率が改正された場合、消費税額は改正後の税率による。</w:t>
       </w:r>
     </w:p>
     <w:p>
@@ -11185,23 +10945,7 @@
           <w:sz w:val="16"/>
           <w:szCs w:val="16"/>
         </w:rPr>
-        <w:t xml:space="preserve">※8　契約期間の中途において消費税率が改正された場合、消費税額は改正後の税率による。</w:t>
-      </w:r>
-    </w:p>
-    <w:p>
-      <w:pPr>
-        <w:spacing w:after="20" w:before="20" w:line="215"/>
-        <w:jc w:val="left"/>
-      </w:pPr>
-      <w:r>
-        <w:rPr>
-          <w:rFonts w:ascii="MS Mincho" w:cs="MS Mincho" w:eastAsia="MS Mincho" w:hAnsi="MS Mincho"/>
-          <w:b w:val="false"/>
-          <w:bCs w:val="false"/>
-          <w:sz w:val="16"/>
-          <w:szCs w:val="16"/>
-        </w:rPr>
-        <w:t xml:space="preserve">※9　本別紙に係る但し書き及び特約は、別紙4のとおりとする。</w:t>
+        <w:t xml:space="preserve">※8　本別紙に係る但し書き及び特約は、別紙4のとおりとする。</w:t>
       </w:r>
     </w:p>
     <w:p>

--- a/fukuda-contract-appendix/別紙1-4_岡田HD_R8.3-R9.2.docx
+++ b/fukuda-contract-appendix/別紙1-4_岡田HD_R8.3-R9.2.docx
@@ -992,7 +992,7 @@
                 <w:sz w:val="17"/>
                 <w:szCs w:val="17"/>
               </w:rPr>
-              <w:t xml:space="preserve">なお、年仕訳数1,201件～＠50にて別途請求</w:t>
+              <w:t xml:space="preserve">なお、1事業年度4,800仕訳を超える部分は＠50にて別途請求（本契約第2項）</w:t>
             </w:r>
           </w:p>
         </w:tc>
@@ -1162,7 +1162,7 @@
                 <w:sz w:val="16"/>
                 <w:szCs w:val="16"/>
               </w:rPr>
-              <w:t xml:space="preserve">R8.2月期実績 2,541件／決算時に精算</w:t>
+              <w:t xml:space="preserve">R8.2月期実績 2,541件（超過なし）</w:t>
             </w:r>
           </w:p>
         </w:tc>
@@ -7747,7 +7747,7 @@
                 <w:sz w:val="17"/>
                 <w:szCs w:val="17"/>
               </w:rPr>
-              <w:t xml:space="preserve">別紙1に記載の年仕訳数が1,201件を超過した場合の超過分　※6</w:t>
+              <w:t xml:space="preserve">1事業年度あたり4,800仕訳を超過した場合の超過分（本契約第2項）　※6</w:t>
             </w:r>
           </w:p>
         </w:tc>

--- a/fukuda-contract-appendix/別紙1-4_岡田HD_R8.3-R9.2.docx
+++ b/fukuda-contract-appendix/別紙1-4_岡田HD_R8.3-R9.2.docx
@@ -992,7 +992,7 @@
                 <w:sz w:val="17"/>
                 <w:szCs w:val="17"/>
               </w:rPr>
-              <w:t xml:space="preserve">なお、1事業年度4,800仕訳を超える部分は＠50にて別途請求（本契約第2項）</w:t>
+              <w:t xml:space="preserve">なお、1事業年度1,200仕訳を超える部分は＠50にて別途請求</w:t>
             </w:r>
           </w:p>
         </w:tc>
@@ -1162,7 +1162,7 @@
                 <w:sz w:val="16"/>
                 <w:szCs w:val="16"/>
               </w:rPr>
-              <w:t xml:space="preserve">R8.2月期実績 2,541件（超過なし）</w:t>
+              <w:t xml:space="preserve">R8.2月期 総仕訳数 2,541件／決算時に精算</w:t>
             </w:r>
           </w:p>
         </w:tc>
@@ -7747,7 +7747,7 @@
                 <w:sz w:val="17"/>
                 <w:szCs w:val="17"/>
               </w:rPr>
-              <w:t xml:space="preserve">1事業年度あたり4,800仕訳を超過した場合の超過分（本契約第2項）　※6</w:t>
+              <w:t xml:space="preserve">1事業年度あたり1,200仕訳を超過した場合の超過分　※6</w:t>
             </w:r>
           </w:p>
         </w:tc>
@@ -7929,7 +7929,7 @@
           <w:sz w:val="16"/>
           <w:szCs w:val="16"/>
         </w:rPr>
-        <w:t xml:space="preserve">※6　記帳代行の仕訳数超過分の報酬は、当該事業年度の仕訳数が確定した後、決算時に一括して請求する。このため、別紙1には金額を記載しない。</w:t>
+        <w:t xml:space="preserve">※6　記帳代行の仕訳数超過分の報酬は、当該事業年度の仕訳数が確定した後、決算時に一括して請求する。このため、別紙1には金額を記載しない。詳細は別紙4第2条に定めるところによる。</w:t>
       </w:r>
     </w:p>
     <w:p>
@@ -11233,7 +11233,71 @@
           <w:sz w:val="16"/>
           <w:szCs w:val="16"/>
         </w:rPr>
-        <w:t xml:space="preserve">2　本契約第2項に定める1事業年度あたり4,800仕訳を超える部分の単価は、1仕訳あたり￥50（税抜）とする。当該報酬は、当該事業年度の仕訳数が確定した後、決算時に一括して請求する。このため、別紙1には金額を記載しない。</w:t>
+        <w:t xml:space="preserve">2　別紙1の項目2に係る記帳代行報酬に含まれる仕訳数は、1事業年度あたり1,200仕訳とする。これを超える部分の単価は、1仕訳あたり￥50（税抜）とする。当該報酬は、当該事業年度の仕訳数が確定した後、決算時に一括して請求する。このため、別紙1には金額を記載しない。</w:t>
+      </w:r>
+    </w:p>
+    <w:p>
+      <w:pPr>
+        <w:spacing w:after="10" w:before="10" w:line="215"/>
+        <w:ind w:left="240" w:hanging="240"/>
+      </w:pPr>
+      <w:r>
+        <w:rPr>
+          <w:rFonts w:ascii="MS Mincho" w:cs="MS Mincho" w:eastAsia="MS Mincho" w:hAnsi="MS Mincho"/>
+          <w:b w:val="false"/>
+          <w:bCs w:val="false"/>
+          <w:sz w:val="16"/>
+          <w:szCs w:val="16"/>
+        </w:rPr>
+        <w:t xml:space="preserve">3　前項の仕訳数は、会計ソフトに記録された仕訳の件数により算定する。ただし、次に掲げる仕訳は算入しない。</w:t>
+      </w:r>
+    </w:p>
+    <w:p>
+      <w:pPr>
+        <w:spacing w:after="10" w:before="10" w:line="215"/>
+        <w:ind w:left="240" w:hanging="240"/>
+      </w:pPr>
+      <w:r>
+        <w:rPr>
+          <w:rFonts w:ascii="MS Mincho" w:cs="MS Mincho" w:eastAsia="MS Mincho" w:hAnsi="MS Mincho"/>
+          <w:b w:val="false"/>
+          <w:bCs w:val="false"/>
+          <w:sz w:val="16"/>
+          <w:szCs w:val="16"/>
+        </w:rPr>
+        <w:t xml:space="preserve">　一　取消、赤伝、再生成その他システム上の理由により重複して記録された仕訳</w:t>
+      </w:r>
+    </w:p>
+    <w:p>
+      <w:pPr>
+        <w:spacing w:after="10" w:before="10" w:line="215"/>
+        <w:ind w:left="240" w:hanging="240"/>
+      </w:pPr>
+      <w:r>
+        <w:rPr>
+          <w:rFonts w:ascii="MS Mincho" w:cs="MS Mincho" w:eastAsia="MS Mincho" w:hAnsi="MS Mincho"/>
+          <w:b w:val="false"/>
+          <w:bCs w:val="false"/>
+          <w:sz w:val="16"/>
+          <w:szCs w:val="16"/>
+        </w:rPr>
+        <w:t xml:space="preserve">　二　会計ソフトの仕様により自動的に生成される決算振替仕訳その他、乙の判断を要しない仕訳</w:t>
+      </w:r>
+    </w:p>
+    <w:p>
+      <w:pPr>
+        <w:spacing w:after="10" w:before="10" w:line="215"/>
+        <w:ind w:left="240" w:hanging="240"/>
+      </w:pPr>
+      <w:r>
+        <w:rPr>
+          <w:rFonts w:ascii="MS Mincho" w:cs="MS Mincho" w:eastAsia="MS Mincho" w:hAnsi="MS Mincho"/>
+          <w:b w:val="false"/>
+          <w:bCs w:val="false"/>
+          <w:sz w:val="16"/>
+          <w:szCs w:val="16"/>
+        </w:rPr>
+        <w:t xml:space="preserve">4　乙は、各事業年度の仕訳数が確定したときは、発生元別（乙による手入力、外部データ連携、決算整理その他）の件数を記載した明細を甲に提示する。甲乙間で仕訳数について疑義が生じたときは、当該明細に基づき協議のうえ確定する。</w:t>
       </w:r>
     </w:p>
     <w:p>
